--- a/templates/SPANISH/sample_description_template.docx
+++ b/templates/SPANISH/sample_description_template.docx
@@ -59,7 +59,7 @@
           <w:noProof/>
         </w:rPr>
         <w:pict w14:anchorId="0085882E">
-          <v:line id="Straight Connector 1" o:spid="_x0000_s2050" style="position:absolute;z-index:251657728;visibility:visible;mso-wrap-style:square;mso-width-percent:0;mso-height-percent:0;mso-wrap-distance-left:9pt;mso-wrap-distance-right:9pt;mso-position-horizontal:absolute;mso-position-horizontal-relative:text;mso-position-vertical:absolute;mso-position-vertical-relative:text;mso-width-percent:0;mso-height-percent:0;mso-width-relative:margin;mso-height-relative:margin" from="-1.6pt,5.45pt" to="453.85pt,5.45pt" o:gfxdata="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" strokecolor="#4472c4" strokeweight="1.07pt">
+          <v:line id="Straight Connector 1" o:spid="_x0000_s2050" style="position:absolute;z-index:1;visibility:visible;mso-wrap-style:square;mso-width-percent:0;mso-height-percent:0;mso-wrap-distance-left:9pt;mso-wrap-distance-right:9pt;mso-position-horizontal:absolute;mso-position-horizontal-relative:text;mso-position-vertical:absolute;mso-position-vertical-relative:text;mso-width-percent:0;mso-height-percent:0;mso-width-relative:margin;mso-height-relative:margin" from="-1.6pt,5.45pt" to="453.85pt,5.45pt" o:gfxdata="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" strokecolor="#4472c4" strokeweight="1.07pt">
             <v:stroke joinstyle="miter"/>
           </v:line>
         </w:pict>
@@ -461,13 +461,23 @@
           <w:sz w:val="20"/>
         </w:rPr>
       </w:pPr>
-      <w:r>
-        <w:rPr>
-          <w:rFonts w:ascii="Source Sans Pro" w:hAnsi="Source Sans Pro" w:cs="Arial"/>
-          <w:b/>
-          <w:sz w:val="20"/>
-        </w:rPr>
-        <w:t xml:space="preserve">Tasas de </w:t>
+      <w:proofErr w:type="spellStart"/>
+      <w:r>
+        <w:rPr>
+          <w:rFonts w:ascii="Source Sans Pro" w:hAnsi="Source Sans Pro" w:cs="Arial"/>
+          <w:b/>
+          <w:sz w:val="20"/>
+        </w:rPr>
+        <w:t>Tasas</w:t>
+      </w:r>
+      <w:proofErr w:type="spellEnd"/>
+      <w:r>
+        <w:rPr>
+          <w:rFonts w:ascii="Source Sans Pro" w:hAnsi="Source Sans Pro" w:cs="Arial"/>
+          <w:b/>
+          <w:sz w:val="20"/>
+        </w:rPr>
+        <w:t xml:space="preserve"> de </w:t>
       </w:r>
       <w:proofErr w:type="spellStart"/>
       <w:r>
@@ -1855,7 +1865,7 @@
     <w:rPrDefault>
       <w:rPr>
         <w:rFonts w:ascii="New York" w:eastAsia="Times New Roman" w:hAnsi="New York" w:cs="Times New Roman"/>
-        <w:lang w:val="en-US" w:eastAsia="en-US" w:bidi="ar-SA"/>
+        <w:lang w:val="en-GB" w:eastAsia="en-GB" w:bidi="ar-SA"/>
       </w:rPr>
     </w:rPrDefault>
     <w:pPrDefault/>
@@ -2147,6 +2157,7 @@
     <w:rPr>
       <w:rFonts w:ascii="Times" w:hAnsi="Times"/>
       <w:sz w:val="24"/>
+      <w:lang w:val="en-US" w:eastAsia="en-US"/>
     </w:rPr>
   </w:style>
   <w:style w:type="paragraph" w:styleId="Heading1">
@@ -2254,6 +2265,7 @@
       <w:rFonts w:ascii="Times" w:hAnsi="Times"/>
       <w:b/>
       <w:sz w:val="24"/>
+      <w:lang w:val="en-US" w:eastAsia="en-US"/>
     </w:rPr>
   </w:style>
   <w:style w:type="paragraph" w:customStyle="1" w:styleId="C2">
@@ -2267,6 +2279,7 @@
       <w:rFonts w:ascii="Times" w:hAnsi="Times"/>
       <w:b/>
       <w:sz w:val="24"/>
+      <w:lang w:val="en-US" w:eastAsia="en-US"/>
     </w:rPr>
   </w:style>
   <w:style w:type="paragraph" w:customStyle="1" w:styleId="F1">
@@ -2279,6 +2292,7 @@
     <w:rPr>
       <w:rFonts w:ascii="Times" w:hAnsi="Times"/>
       <w:sz w:val="24"/>
+      <w:lang w:val="en-US" w:eastAsia="en-US"/>
     </w:rPr>
   </w:style>
   <w:style w:type="paragraph" w:customStyle="1" w:styleId="L1">
@@ -2290,6 +2304,7 @@
     <w:rPr>
       <w:rFonts w:ascii="Times" w:hAnsi="Times"/>
       <w:sz w:val="24"/>
+      <w:lang w:val="en-US" w:eastAsia="en-US"/>
     </w:rPr>
   </w:style>
   <w:style w:type="paragraph" w:customStyle="1" w:styleId="N0">
@@ -2302,6 +2317,7 @@
     <w:rPr>
       <w:rFonts w:ascii="Times" w:hAnsi="Times"/>
       <w:sz w:val="22"/>
+      <w:lang w:val="en-US" w:eastAsia="en-US"/>
     </w:rPr>
   </w:style>
   <w:style w:type="paragraph" w:customStyle="1" w:styleId="n1">
@@ -2325,6 +2341,7 @@
     <w:rPr>
       <w:rFonts w:ascii="Times" w:hAnsi="Times"/>
       <w:sz w:val="24"/>
+      <w:lang w:val="en-US" w:eastAsia="en-US"/>
     </w:rPr>
   </w:style>
   <w:style w:type="paragraph" w:customStyle="1" w:styleId="N2">
@@ -2337,6 +2354,7 @@
     <w:rPr>
       <w:rFonts w:ascii="Times" w:hAnsi="Times"/>
       <w:sz w:val="24"/>
+      <w:lang w:val="en-US" w:eastAsia="en-US"/>
     </w:rPr>
   </w:style>
   <w:style w:type="paragraph" w:customStyle="1" w:styleId="N3">
@@ -2349,6 +2367,7 @@
     <w:rPr>
       <w:rFonts w:ascii="Times" w:hAnsi="Times"/>
       <w:sz w:val="24"/>
+      <w:lang w:val="en-US" w:eastAsia="en-US"/>
     </w:rPr>
   </w:style>
   <w:style w:type="paragraph" w:customStyle="1" w:styleId="N4">
@@ -2361,6 +2380,7 @@
     <w:rPr>
       <w:rFonts w:ascii="Times" w:hAnsi="Times"/>
       <w:sz w:val="24"/>
+      <w:lang w:val="en-US" w:eastAsia="en-US"/>
     </w:rPr>
   </w:style>
   <w:style w:type="paragraph" w:customStyle="1" w:styleId="N5">
@@ -2374,6 +2394,7 @@
     <w:rPr>
       <w:rFonts w:ascii="Times" w:hAnsi="Times"/>
       <w:sz w:val="24"/>
+      <w:lang w:val="en-US" w:eastAsia="en-US"/>
     </w:rPr>
   </w:style>
   <w:style w:type="paragraph" w:customStyle="1" w:styleId="N6">
@@ -2386,6 +2407,7 @@
     <w:rPr>
       <w:rFonts w:ascii="Times" w:hAnsi="Times"/>
       <w:sz w:val="24"/>
+      <w:lang w:val="en-US" w:eastAsia="en-US"/>
     </w:rPr>
   </w:style>
   <w:style w:type="paragraph" w:customStyle="1" w:styleId="N7">
@@ -2408,6 +2430,7 @@
     <w:rPr>
       <w:rFonts w:ascii="Times" w:hAnsi="Times"/>
       <w:sz w:val="24"/>
+      <w:lang w:val="en-US" w:eastAsia="en-US"/>
     </w:rPr>
   </w:style>
   <w:style w:type="paragraph" w:customStyle="1" w:styleId="N9">
@@ -2420,6 +2443,7 @@
     <w:rPr>
       <w:rFonts w:ascii="Times" w:hAnsi="Times"/>
       <w:sz w:val="24"/>
+      <w:lang w:val="en-US" w:eastAsia="en-US"/>
     </w:rPr>
   </w:style>
   <w:style w:type="paragraph" w:customStyle="1" w:styleId="P1">
@@ -2432,6 +2456,7 @@
     <w:rPr>
       <w:rFonts w:ascii="Times" w:hAnsi="Times"/>
       <w:sz w:val="24"/>
+      <w:lang w:val="en-US" w:eastAsia="en-US"/>
     </w:rPr>
   </w:style>
   <w:style w:type="paragraph" w:customStyle="1" w:styleId="SH">
@@ -2448,6 +2473,7 @@
     <w:rPr>
       <w:rFonts w:ascii="Times" w:hAnsi="Times"/>
       <w:sz w:val="24"/>
+      <w:lang w:val="en-US" w:eastAsia="en-US"/>
     </w:rPr>
   </w:style>
   <w:style w:type="paragraph" w:customStyle="1" w:styleId="SH1">
@@ -2473,6 +2499,7 @@
     <w:rPr>
       <w:rFonts w:ascii="Times" w:hAnsi="Times"/>
       <w:sz w:val="24"/>
+      <w:lang w:val="en-US" w:eastAsia="en-US"/>
     </w:rPr>
   </w:style>
   <w:style w:type="paragraph" w:customStyle="1" w:styleId="H1">
@@ -2852,6 +2879,26 @@
 </file>
 
 <file path=customXml/item1.xml><?xml version="1.0" encoding="utf-8"?>
+<?mso-contentType ?>
+<FormTemplates xmlns="http://schemas.microsoft.com/sharepoint/v3/contenttype/forms">
+  <Display>DocumentLibraryForm</Display>
+  <Edit>DocumentLibraryForm</Edit>
+  <New>DocumentLibraryForm</New>
+</FormTemplates>
+</file>
+
+<file path=customXml/item2.xml><?xml version="1.0" encoding="utf-8"?>
+<p:properties xmlns:p="http://schemas.microsoft.com/office/2006/metadata/properties" xmlns:xsi="http://www.w3.org/2001/XMLSchema-instance" xmlns:pc="http://schemas.microsoft.com/office/infopath/2007/PartnerControls">
+  <documentManagement>
+    <lcf76f155ced4ddcb4097134ff3c332f xmlns="2199b669-f139-4cad-81c0-f0198b00fad6">
+      <Terms xmlns="http://schemas.microsoft.com/office/infopath/2007/PartnerControls"/>
+    </lcf76f155ced4ddcb4097134ff3c332f>
+    <TaxCatchAll xmlns="5e13aadc-de86-43ee-b386-40c01ba74c80" xsi:nil="true"/>
+  </documentManagement>
+</p:properties>
+</file>
+
+<file path=customXml/item3.xml><?xml version="1.0" encoding="utf-8"?>
 <ct:contentTypeSchema xmlns:ct="http://schemas.microsoft.com/office/2006/metadata/contentType" xmlns:ma="http://schemas.microsoft.com/office/2006/metadata/properties/metaAttributes" ct:_="" ma:_="" ma:contentTypeName="Document" ma:contentTypeID="0x01010067970A7EC1C90C48A386F8B78D31816E" ma:contentTypeVersion="18" ma:contentTypeDescription="Create a new document." ma:contentTypeScope="" ma:versionID="7c5a1f6eeb0442f3fe3a122bfaf1a852">
   <xsd:schema xmlns:xsd="http://www.w3.org/2001/XMLSchema" xmlns:xs="http://www.w3.org/2001/XMLSchema" xmlns:p="http://schemas.microsoft.com/office/2006/metadata/properties" xmlns:ns2="2199b669-f139-4cad-81c0-f0198b00fad6" xmlns:ns3="cc7c30c3-4b65-4cc6-b84c-43aad756a2f2" xmlns:ns4="5e13aadc-de86-43ee-b386-40c01ba74c80" targetNamespace="http://schemas.microsoft.com/office/2006/metadata/properties" ma:root="true" ma:fieldsID="705beb6a12754410c5695455629349f7" ns2:_="" ns3:_="" ns4:_="">
     <xsd:import namespace="2199b669-f139-4cad-81c0-f0198b00fad6"/>
@@ -3111,27 +3158,26 @@
 </ct:contentTypeSchema>
 </file>
 
-<file path=customXml/item2.xml><?xml version="1.0" encoding="utf-8"?>
-<p:properties xmlns:p="http://schemas.microsoft.com/office/2006/metadata/properties" xmlns:xsi="http://www.w3.org/2001/XMLSchema-instance" xmlns:pc="http://schemas.microsoft.com/office/infopath/2007/PartnerControls">
-  <documentManagement>
-    <lcf76f155ced4ddcb4097134ff3c332f xmlns="2199b669-f139-4cad-81c0-f0198b00fad6">
-      <Terms xmlns="http://schemas.microsoft.com/office/infopath/2007/PartnerControls"/>
-    </lcf76f155ced4ddcb4097134ff3c332f>
-    <TaxCatchAll xmlns="5e13aadc-de86-43ee-b386-40c01ba74c80" xsi:nil="true"/>
-  </documentManagement>
-</p:properties>
+<file path=customXml/itemProps1.xml><?xml version="1.0" encoding="utf-8"?>
+<ds:datastoreItem xmlns:ds="http://schemas.openxmlformats.org/officeDocument/2006/customXml" ds:itemID="{6D2D3314-A902-4782-AF48-C7E80DB01141}">
+  <ds:schemaRefs>
+    <ds:schemaRef ds:uri="http://schemas.microsoft.com/sharepoint/v3/contenttype/forms"/>
+  </ds:schemaRefs>
+</ds:datastoreItem>
 </file>
 
-<file path=customXml/item3.xml><?xml version="1.0" encoding="utf-8"?>
-<?mso-contentType ?>
-<FormTemplates xmlns="http://schemas.microsoft.com/sharepoint/v3/contenttype/forms">
-  <Display>DocumentLibraryForm</Display>
-  <Edit>DocumentLibraryForm</Edit>
-  <New>DocumentLibraryForm</New>
-</FormTemplates>
+<file path=customXml/itemProps2.xml><?xml version="1.0" encoding="utf-8"?>
+<ds:datastoreItem xmlns:ds="http://schemas.openxmlformats.org/officeDocument/2006/customXml" ds:itemID="{3495FF33-63B5-40F9-974D-CC4F0EC02F21}">
+  <ds:schemaRefs>
+    <ds:schemaRef ds:uri="http://schemas.microsoft.com/office/2006/metadata/properties"/>
+    <ds:schemaRef ds:uri="http://schemas.microsoft.com/office/infopath/2007/PartnerControls"/>
+    <ds:schemaRef ds:uri="2199b669-f139-4cad-81c0-f0198b00fad6"/>
+    <ds:schemaRef ds:uri="5e13aadc-de86-43ee-b386-40c01ba74c80"/>
+  </ds:schemaRefs>
+</ds:datastoreItem>
 </file>
 
-<file path=customXml/itemProps1.xml><?xml version="1.0" encoding="utf-8"?>
+<file path=customXml/itemProps3.xml><?xml version="1.0" encoding="utf-8"?>
 <ds:datastoreItem xmlns:ds="http://schemas.openxmlformats.org/officeDocument/2006/customXml" ds:itemID="{9D347EA0-F296-4223-A43B-139D82B5D9B3}">
   <ds:schemaRefs>
     <ds:schemaRef ds:uri="http://schemas.microsoft.com/office/2006/metadata/contentType"/>
@@ -3149,23 +3195,4 @@
     <ds:schemaRef ds:uri="http://schemas.microsoft.com/internal/obd"/>
   </ds:schemaRefs>
 </ds:datastoreItem>
-</file>
-
-<file path=customXml/itemProps2.xml><?xml version="1.0" encoding="utf-8"?>
-<ds:datastoreItem xmlns:ds="http://schemas.openxmlformats.org/officeDocument/2006/customXml" ds:itemID="{3495FF33-63B5-40F9-974D-CC4F0EC02F21}">
-  <ds:schemaRefs>
-    <ds:schemaRef ds:uri="http://schemas.microsoft.com/office/2006/metadata/properties"/>
-    <ds:schemaRef ds:uri="http://schemas.microsoft.com/office/infopath/2007/PartnerControls"/>
-    <ds:schemaRef ds:uri="2199b669-f139-4cad-81c0-f0198b00fad6"/>
-    <ds:schemaRef ds:uri="5e13aadc-de86-43ee-b386-40c01ba74c80"/>
-  </ds:schemaRefs>
-</ds:datastoreItem>
-</file>
-
-<file path=customXml/itemProps3.xml><?xml version="1.0" encoding="utf-8"?>
-<ds:datastoreItem xmlns:ds="http://schemas.openxmlformats.org/officeDocument/2006/customXml" ds:itemID="{6D2D3314-A902-4782-AF48-C7E80DB01141}">
-  <ds:schemaRefs>
-    <ds:schemaRef ds:uri="http://schemas.microsoft.com/sharepoint/v3/contenttype/forms"/>
-  </ds:schemaRefs>
-</ds:datastoreItem>
 </file>